--- a/Term-9/Software development technologies/Lab05/Review.docx
+++ b/Term-9/Software development technologies/Lab05/Review.docx
@@ -116,7 +116,21 @@
                 <w:rFonts w:ascii="Times New Roman" w:hAnsi="Times New Roman"/>
                 <w:b/>
               </w:rPr>
-              <w:t xml:space="preserve">Федеральное государственное бюджетное образовательное учреждение </w:t>
+              <w:t xml:space="preserve">Федеральное государственное </w:t>
+            </w:r>
+            <w:r>
+              <w:rPr>
+                <w:rFonts w:ascii="Times New Roman" w:hAnsi="Times New Roman"/>
+                <w:b/>
+              </w:rPr>
+              <w:t>автономное</w:t>
+            </w:r>
+            <w:r>
+              <w:rPr>
+                <w:rFonts w:ascii="Times New Roman" w:hAnsi="Times New Roman"/>
+                <w:b/>
+              </w:rPr>
+              <w:t xml:space="preserve"> образовательное учреждение </w:t>
             </w:r>
           </w:p>
           <w:p>
@@ -1744,6 +1758,7 @@
       </w:pPr>
       <w:r>
         <w:rPr>
+          <w:noProof/>
           <w:lang w:val="en-US"/>
         </w:rPr>
         <w:lastRenderedPageBreak/>
@@ -1860,6 +1875,7 @@
         <w:rPr>
           <w:rFonts w:ascii="Times New Roman" w:hAnsi="Times New Roman"/>
           <w:b/>
+          <w:noProof/>
           <w:sz w:val="28"/>
           <w:lang w:val="en-US"/>
         </w:rPr>
@@ -5251,6 +5267,7 @@
       <w:r>
         <w:rPr>
           <w:rFonts w:ascii="Menlo" w:hAnsi="Menlo" w:cs="Menlo"/>
+          <w:noProof/>
           <w:sz w:val="15"/>
           <w:szCs w:val="11"/>
           <w:lang w:val="en-US"/>
